--- a/docs/SESSION_AUDIT_GNI_S43.docx
+++ b/docs/SESSION_AUDIT_GNI_S43.docx
@@ -19,7 +19,7 @@
           <w:color w:val="555555"/>
           <w:sz w:val="18"/>
         </w:rPr>
-        <w:t>2026-06-15 · Chiang Mai UTC+7 · Team Geeks / Bro Alpha · models: Claude Fable 5 (early) -&gt; Claude Opus 4.8 (later)</w:t>
+        <w:t xml:space="preserve">2026-06-15 · Chiang Mai UTC+7 · Team Geeks · models: Claude Fable 5 (early) -&gt; Claude Opus 4.8 (later)</w:t>
       </w:r>
     </w:p>
     <w:p>
@@ -45,7 +45,7 @@
         <w:pStyle w:val="ListBullet"/>
       </w:pPr>
       <w:r>
-        <w:t>1fcf870 — phi: LR-099 compat update (NN-PHI-8 duty-clause map prep / Voting-Age Standard lineage).</w:t>
+        <w:t xml:space="preserve">1fcf870 — phi: GNI-L-011 compat update (NN-PHI-8 duty-clause map prep / Voting-Age Standard lineage).</w:t>
       </w:r>
     </w:p>
     <w:p>
@@ -61,7 +61,7 @@
         <w:pStyle w:val="ListBullet"/>
       </w:pPr>
       <w:r>
-        <w:t>988c003 — U2 tiered capture-lag window built (Lens-pattern), committed in DRY-RUN.</w:t>
+        <w:t xml:space="preserve">988c003 — U2 tiered capture-lag window built (Partner B-pattern), committed in DRY-RUN.</w:t>
       </w:r>
     </w:p>
     <w:p>
@@ -154,7 +154,7 @@
           <w:b w:val="0"/>
           <w:sz w:val="21"/>
         </w:rPr>
-        <w:t>Resolution = Lens pattern. Read how Project Lens handles freshness (LOOKBACK_HOURS window + recency weight + STATE-tier bypass). Translated to GNI as a tiered gate: 18h news / 168h analysis tier. James set the standard (18h); Claude's call on enforcement design (tiered) per delegated decision. Dry-ran on synthetic (6/6 boundary cases pass) then on the 0708 UTC live cron (356/515 drop, analysis tier survives, ghosts drop). Flipped live: a07ee3d.</w:t>
+        <w:t xml:space="preserve">Resolution = Partner B pattern. Read how Partner B handles freshness (LOOKBACK_HOURS window + recency weight + STATE-tier bypass). Translated to GNI as a tiered gate: 18h news / 168h analysis tier. James set the standard (18h); Claude's call on enforcement design (tiered) per delegated decision. Dry-ran on synthetic (6/6 boundary cases pass) then on the 0708 UTC live cron (356/515 drop, analysis tier survives, ghosts drop). Flipped live: a07ee3d.</w:t>
       </w:r>
     </w:p>
     <w:p>
@@ -173,7 +173,7 @@
           <w:b w:val="0"/>
           <w:sz w:val="21"/>
         </w:rPr>
-        <w:t>A disciplined session. The single most important moment was the dry-run catching the 498-drop before enforcement — proof that dry-run-first is not ceremony, it's the safety net. James corrected Claude's measurement THREE times (stale=&gt;4d wrong; now-published wrong clock; assumed collected_at missing when it existed). Each correction Claude reset cleanly (GNI-R-233) rather than defending. The Lens cross-pollination (window+tier) shows the two projects now teach each other. Also notable: a mid-session model switch (Fable 5 -&gt; Opus 4.8, forced by Fable 5 unavailability) plus an auto-compaction; the work's discipline held across both, which is the real continuity proof. Honest limit acknowledged: Claude cannot attribute past turns to a specific model from inside, and the model switch was confounded with a task switch (analysis -&gt; engineering), so no clean model comparison was possible — and Claude said so rather than confabulating one.</w:t>
+        <w:t xml:space="preserve">A disciplined session. The single most important moment was the dry-run catching the 498-drop before enforcement — proof that dry-run-first is not ceremony, it's the safety net. James corrected Claude's measurement THREE times (stale=&gt;4d wrong; now-published wrong clock; assumed collected_at missing when it existed). Each correction Claude reset cleanly (GNI-R-233) rather than defending. The Partner B cross-pollination (window+tier) shows the two projects now teach each other. Also notable: a mid-session model switch (Fable 5 -&gt; Opus 4.8, forced by Fable 5 unavailability) plus an auto-compaction; the work's discipline held across both, which is the real continuity proof. Honest limit acknowledged: Claude cannot attribute past turns to a specific model from inside, and the model switch was confounded with a task switch (analysis -&gt; engineering), so no clean model comparison was possible — and Claude said so rather than confabulating one.</w:t>
       </w:r>
     </w:p>
     <w:p>
@@ -207,7 +207,7 @@
         <w:pStyle w:val="ListBullet"/>
       </w:pPr>
       <w:r>
-        <w:t>Reinforced LR-105: dry-run-first protected the future over momentum and caught a disaster. Reinforced GNI-R-242: only the live cron (real feeds, real collected_at) gave valid verification — synthetic self-test proved logic, not integration.</w:t>
+        <w:t xml:space="preserve">Reinforced GNI-L-010: dry-run-first protected the future over momentum and caught a disaster. Reinforced GNI-R-242: only the live cron (real feeds, real collected_at) gave valid verification — synthetic self-test proved logic, not integration.</w:t>
       </w:r>
     </w:p>
     <w:p>
@@ -233,7 +233,7 @@
         <w:pStyle w:val="ListBullet"/>
       </w:pPr>
       <w:r>
-        <w:t>Lens: untouched this session (out of scope for 18h gate, confirmed). Reference for freshness pattern.</w:t>
+        <w:t xml:space="preserve">Partner B: untouched this session (out of scope for 18h gate, confirmed). Reference for freshness pattern.</w:t>
       </w:r>
     </w:p>
     <w:p>
